--- a/supabase/seeds/peticoes-templates/levantamento.docx
+++ b/supabase/seeds/peticoes-templates/levantamento.docx
@@ -26,25 +26,19 @@
         </w:rPr>
         <w:t xml:space="preserve">AO JUÍZO DE DIREITO DO(A) {{ENDERECAMENTO_JUIZO}}</w:t>
       </w:r>
-      <w:r>
-        <w:fldChar w:fldCharType="begin"/>
-        <w:instrText xml:space="preserve"> DOCPROPERTY "[ENDEREÇAMENTO DO JUÍZO]"</w:instrText>
-        <w:fldChar w:fldCharType="separate"/>
-      </w:r>
-      <w:r>
-        <w:rPr>
-          <w:rFonts w:ascii="Poppins" w:cs="Poppins" w:eastAsia="Poppins" w:hAnsi="Poppins"/>
-          <w:b w:val="1"/>
-          <w:bCs w:val="1"/>
-          <w:sz w:val="24"/>
-          <w:szCs w:val="24"/>
-          <w:rtl w:val="0"/>
-        </w:rPr>
-        <w:t xml:space="preserve"/>
-      </w:r>
-      <w:r>
-        <w:fldChar w:fldCharType="end"/>
-      </w:r>
+      <w:r/>
+      <w:r>
+        <w:rPr>
+          <w:rFonts w:ascii="Poppins" w:cs="Poppins" w:eastAsia="Poppins" w:hAnsi="Poppins"/>
+          <w:b w:val="1"/>
+          <w:bCs w:val="1"/>
+          <w:sz w:val="24"/>
+          <w:szCs w:val="24"/>
+          <w:rtl w:val="0"/>
+        </w:rPr>
+        <w:t xml:space="preserve"/>
+      </w:r>
+      <w:r/>
       <w:r>
         <w:rPr>
           <w:rtl w:val="0"/>
@@ -90,27 +84,21 @@
           <w:szCs w:val="24"/>
           <w:rtl w:val="0"/>
         </w:rPr>
+        <w:t xml:space="preserve"/>
+      </w:r>
+      <w:r/>
+      <w:r>
+        <w:rPr>
+          <w:rFonts w:ascii="Poppins" w:cs="Poppins" w:eastAsia="Poppins" w:hAnsi="Poppins"/>
+          <w:b w:val="1"/>
+          <w:bCs w:val="1"/>
+          <w:sz w:val="24"/>
+          <w:szCs w:val="24"/>
+          <w:rtl w:val="0"/>
+        </w:rPr>
         <w:t xml:space="preserve">Processo n°: {{NUMERO_PROCESSO}}</w:t>
       </w:r>
-      <w:r>
-        <w:fldChar w:fldCharType="begin"/>
-        <w:instrText xml:space="preserve"> DOCPROPERTY "[NÚMERO DO PROCESSO]"</w:instrText>
-        <w:fldChar w:fldCharType="separate"/>
-      </w:r>
-      <w:r>
-        <w:rPr>
-          <w:rFonts w:ascii="Poppins" w:cs="Poppins" w:eastAsia="Poppins" w:hAnsi="Poppins"/>
-          <w:b w:val="1"/>
-          <w:bCs w:val="1"/>
-          <w:sz w:val="24"/>
-          <w:szCs w:val="24"/>
-          <w:rtl w:val="0"/>
-        </w:rPr>
-        <w:t xml:space="preserve"/>
-      </w:r>
-      <w:r>
-        <w:fldChar w:fldCharType="end"/>
-      </w:r>
+      <w:r/>
       <w:r>
         <w:rPr>
           <w:rtl w:val="0"/>
@@ -146,33 +134,27 @@
           <w:szCs w:val="24"/>
         </w:rPr>
       </w:pPr>
-      <w:r>
-        <w:fldChar w:fldCharType="begin"/>
-        <w:instrText xml:space="preserve"> DOCPROPERTY "[NOME DO CESSIONÁRIO]"</w:instrText>
-        <w:fldChar w:fldCharType="separate"/>
-      </w:r>
-      <w:r>
-        <w:rPr>
-          <w:rFonts w:ascii="Poppins" w:cs="Poppins" w:eastAsia="Poppins" w:hAnsi="Poppins"/>
-          <w:b w:val="1"/>
-          <w:bCs w:val="1"/>
+      <w:r/>
+      <w:r>
+        <w:rPr>
+          <w:rFonts w:ascii="Poppins" w:cs="Poppins" w:eastAsia="Poppins" w:hAnsi="Poppins"/>
+          <w:b w:val="1"/>
+          <w:bCs w:val="1"/>
+          <w:sz w:val="24"/>
+          <w:szCs w:val="24"/>
+          <w:rtl w:val="0"/>
+        </w:rPr>
+        <w:t xml:space="preserve"/>
+      </w:r>
+      <w:r/>
+      <w:r>
+        <w:rPr>
+          <w:rFonts w:ascii="Poppins" w:cs="Poppins" w:eastAsia="Poppins" w:hAnsi="Poppins"/>
           <w:sz w:val="24"/>
           <w:szCs w:val="24"/>
           <w:rtl w:val="0"/>
         </w:rPr>
         <w:t xml:space="preserve">{{NOME_CESSIONARIO}}, já qualificado(a) nos autos em epígrafe, vem respeitosamente, por intermédio de seu procurador in fine assinado, manifestar nos seguintes termos.</w:t>
-      </w:r>
-      <w:r>
-        <w:fldChar w:fldCharType="end"/>
-      </w:r>
-      <w:r>
-        <w:rPr>
-          <w:rFonts w:ascii="Poppins" w:cs="Poppins" w:eastAsia="Poppins" w:hAnsi="Poppins"/>
-          <w:sz w:val="24"/>
-          <w:szCs w:val="24"/>
-          <w:rtl w:val="0"/>
-        </w:rPr>
-        <w:t xml:space="preserve"/>
       </w:r>
       <w:r>
         <w:rPr>
@@ -213,51 +195,45 @@
           <w:szCs w:val="24"/>
           <w:rtl w:val="0"/>
         </w:rPr>
+        <w:t xml:space="preserve"/>
+      </w:r>
+      <w:r/>
+      <w:r>
+        <w:rPr>
+          <w:rFonts w:ascii="Poppins" w:cs="Poppins" w:eastAsia="Poppins" w:hAnsi="Poppins"/>
+          <w:sz w:val="24"/>
+          <w:szCs w:val="24"/>
+          <w:rtl w:val="0"/>
+        </w:rPr>
+        <w:t xml:space="preserve"/>
+      </w:r>
+      <w:r/>
+      <w:r>
+        <w:rPr>
+          <w:rFonts w:ascii="Poppins" w:cs="Poppins" w:eastAsia="Poppins" w:hAnsi="Poppins"/>
+          <w:sz w:val="24"/>
+          <w:szCs w:val="24"/>
+          <w:rtl w:val="0"/>
+        </w:rPr>
+        <w:t xml:space="preserve"/>
+      </w:r>
+      <w:r>
+        <w:rPr>
+          <w:rFonts w:ascii="Poppins" w:cs="Poppins" w:eastAsia="Poppins" w:hAnsi="Poppins"/>
+          <w:sz w:val="24"/>
+          <w:szCs w:val="24"/>
+          <w:rtl w:val="0"/>
+        </w:rPr>
+        <w:t xml:space="preserve"/>
+      </w:r>
+      <w:r>
+        <w:rPr>
+          <w:rFonts w:ascii="Poppins" w:cs="Poppins" w:eastAsia="Poppins" w:hAnsi="Poppins"/>
+          <w:sz w:val="24"/>
+          <w:szCs w:val="24"/>
+          <w:rtl w:val="0"/>
+        </w:rPr>
         <w:t xml:space="preserve">Conforme se verifica no evento de nº {{NUMERO_EVENTO}}, quando do retorno dos autos com o resultado da penhora, a ordem judicial determinando o sequestro do numerário constante da RPV nas contas bancárias do Estado de Goiás, foi devidamente cumprida, tendo sido efetivado o bloqueio do montante indicado no processo.</w:t>
-      </w:r>
-      <w:r>
-        <w:fldChar w:fldCharType="begin"/>
-        <w:instrText xml:space="preserve"> DOCPROPERTY "[nº do evento]"</w:instrText>
-        <w:fldChar w:fldCharType="separate"/>
-      </w:r>
-      <w:r>
-        <w:rPr>
-          <w:rFonts w:ascii="Poppins" w:cs="Poppins" w:eastAsia="Poppins" w:hAnsi="Poppins"/>
-          <w:sz w:val="24"/>
-          <w:szCs w:val="24"/>
-          <w:rtl w:val="0"/>
-        </w:rPr>
-        <w:t xml:space="preserve"/>
-      </w:r>
-      <w:r>
-        <w:fldChar w:fldCharType="end"/>
-      </w:r>
-      <w:r>
-        <w:rPr>
-          <w:rFonts w:ascii="Poppins" w:cs="Poppins" w:eastAsia="Poppins" w:hAnsi="Poppins"/>
-          <w:sz w:val="24"/>
-          <w:szCs w:val="24"/>
-          <w:rtl w:val="0"/>
-        </w:rPr>
-        <w:t xml:space="preserve"/>
-      </w:r>
-      <w:r>
-        <w:rPr>
-          <w:rFonts w:ascii="Poppins" w:cs="Poppins" w:eastAsia="Poppins" w:hAnsi="Poppins"/>
-          <w:sz w:val="24"/>
-          <w:szCs w:val="24"/>
-          <w:rtl w:val="0"/>
-        </w:rPr>
-        <w:t xml:space="preserve"/>
-      </w:r>
-      <w:r>
-        <w:rPr>
-          <w:rFonts w:ascii="Poppins" w:cs="Poppins" w:eastAsia="Poppins" w:hAnsi="Poppins"/>
-          <w:sz w:val="24"/>
-          <w:szCs w:val="24"/>
-          <w:rtl w:val="0"/>
-        </w:rPr>
-        <w:t xml:space="preserve"/>
       </w:r>
       <w:r>
         <w:rPr>
@@ -296,73 +272,61 @@
           <w:szCs w:val="24"/>
           <w:rtl w:val="0"/>
         </w:rPr>
+        <w:t xml:space="preserve"/>
+      </w:r>
+      <w:r>
+        <w:rPr>
+          <w:rFonts w:ascii="Poppins" w:cs="Poppins" w:eastAsia="Poppins" w:hAnsi="Poppins"/>
+          <w:b w:val="1"/>
+          <w:bCs w:val="1"/>
+          <w:sz w:val="24"/>
+          <w:szCs w:val="24"/>
+          <w:rtl w:val="0"/>
+        </w:rPr>
+        <w:t xml:space="preserve"/>
+      </w:r>
+      <w:r>
+        <w:rPr>
+          <w:rFonts w:ascii="Poppins" w:cs="Poppins" w:eastAsia="Poppins" w:hAnsi="Poppins"/>
+          <w:sz w:val="24"/>
+          <w:szCs w:val="24"/>
+          <w:rtl w:val="0"/>
+        </w:rPr>
+        <w:t xml:space="preserve"/>
+      </w:r>
+      <w:r/>
+      <w:r>
+        <w:rPr>
+          <w:rFonts w:ascii="Poppins" w:cs="Poppins" w:eastAsia="Poppins" w:hAnsi="Poppins"/>
+          <w:b w:val="1"/>
+          <w:bCs w:val="1"/>
+          <w:sz w:val="24"/>
+          <w:szCs w:val="24"/>
+          <w:rtl w:val="0"/>
+        </w:rPr>
         <w:t xml:space="preserve">Ressalte-se que, no presente cumprimento de sentença, houve a cessão integral do(s)  crédito(s) judicial(is) {{CREDITOS_CEDIDOS}}, regularmente homologada(s) por este Juízo em {{DATA_HOMOLOGACAO}}, com a consequente substituição da titularidade do crédito.</w:t>
       </w:r>
-      <w:r>
-        <w:rPr>
-          <w:rFonts w:ascii="Poppins" w:cs="Poppins" w:eastAsia="Poppins" w:hAnsi="Poppins"/>
-          <w:b w:val="1"/>
-          <w:bCs w:val="1"/>
-          <w:sz w:val="24"/>
-          <w:szCs w:val="24"/>
-          <w:rtl w:val="0"/>
-        </w:rPr>
-        <w:t xml:space="preserve"/>
-      </w:r>
-      <w:r>
-        <w:rPr>
-          <w:rFonts w:ascii="Poppins" w:cs="Poppins" w:eastAsia="Poppins" w:hAnsi="Poppins"/>
-          <w:sz w:val="24"/>
-          <w:szCs w:val="24"/>
-          <w:rtl w:val="0"/>
-        </w:rPr>
-        <w:t xml:space="preserve"/>
-      </w:r>
-      <w:r>
-        <w:fldChar w:fldCharType="begin"/>
-        <w:instrText xml:space="preserve"> DOCPROPERTY "[crédito principal, honorários contratuais, honorários sucumbenciais]"</w:instrText>
-        <w:fldChar w:fldCharType="separate"/>
-      </w:r>
-      <w:r>
-        <w:rPr>
-          <w:rFonts w:ascii="Poppins" w:cs="Poppins" w:eastAsia="Poppins" w:hAnsi="Poppins"/>
-          <w:b w:val="1"/>
-          <w:bCs w:val="1"/>
-          <w:sz w:val="24"/>
-          <w:szCs w:val="24"/>
-          <w:rtl w:val="0"/>
-        </w:rPr>
-        <w:t xml:space="preserve"/>
-      </w:r>
-      <w:r>
-        <w:fldChar w:fldCharType="end"/>
-      </w:r>
-      <w:r>
-        <w:rPr>
-          <w:rFonts w:ascii="Poppins" w:cs="Poppins" w:eastAsia="Poppins" w:hAnsi="Poppins"/>
-          <w:sz w:val="24"/>
-          <w:szCs w:val="24"/>
-          <w:rtl w:val="0"/>
-        </w:rPr>
-        <w:t xml:space="preserve"/>
-      </w:r>
-      <w:r>
-        <w:fldChar w:fldCharType="begin"/>
-        <w:instrText xml:space="preserve"> DOCPROPERTY "[data da homologação]"</w:instrText>
-        <w:fldChar w:fldCharType="separate"/>
-      </w:r>
-      <w:r>
-        <w:rPr>
-          <w:rFonts w:ascii="Poppins" w:cs="Poppins" w:eastAsia="Poppins" w:hAnsi="Poppins"/>
-          <w:sz w:val="24"/>
-          <w:szCs w:val="24"/>
-          <w:rtl w:val="0"/>
-        </w:rPr>
-        <w:t xml:space="preserve"/>
-      </w:r>
-      <w:r>
-        <w:fldChar w:fldCharType="end"/>
-      </w:r>
+      <w:r/>
+      <w:r>
+        <w:rPr>
+          <w:rFonts w:ascii="Poppins" w:cs="Poppins" w:eastAsia="Poppins" w:hAnsi="Poppins"/>
+          <w:sz w:val="24"/>
+          <w:szCs w:val="24"/>
+          <w:rtl w:val="0"/>
+        </w:rPr>
+        <w:t xml:space="preserve"/>
+      </w:r>
+      <w:r/>
+      <w:r>
+        <w:rPr>
+          <w:rFonts w:ascii="Poppins" w:cs="Poppins" w:eastAsia="Poppins" w:hAnsi="Poppins"/>
+          <w:sz w:val="24"/>
+          <w:szCs w:val="24"/>
+          <w:rtl w:val="0"/>
+        </w:rPr>
+        <w:t xml:space="preserve"/>
+      </w:r>
+      <w:r/>
       <w:r>
         <w:rPr>
           <w:rFonts w:ascii="Poppins" w:cs="Poppins" w:eastAsia="Poppins" w:hAnsi="Poppins"/>
@@ -418,11 +382,7 @@
           <w:szCs w:val="24"/>
         </w:rPr>
       </w:pPr>
-      <w:r>
-        <w:fldChar w:fldCharType="begin"/>
-        <w:instrText xml:space="preserve"> DOCPROPERTY "[DADOS BANCÁRIOS DO CESSIONÁRIO]"</w:instrText>
-        <w:fldChar w:fldCharType="separate"/>
-      </w:r>
+      <w:r/>
       <w:r>
         <w:rPr>
           <w:rFonts w:ascii="Poppins" w:cs="Poppins" w:eastAsia="Poppins" w:hAnsi="Poppins"/>
@@ -434,9 +394,7 @@
         </w:rPr>
         <w:t xml:space="preserve">{{DADOS_BANCARIOS}}</w:t>
       </w:r>
-      <w:r>
-        <w:fldChar w:fldCharType="end"/>
-      </w:r>
+      <w:r/>
       <w:r>
         <w:rPr>
           <w:rtl w:val="0"/>

--- a/supabase/seeds/peticoes-templates/levantamento.docx
+++ b/supabase/seeds/peticoes-templates/levantamento.docx
@@ -24,19 +24,19 @@
           <w:szCs w:val="24"/>
           <w:rtl w:val="0"/>
         </w:rPr>
-        <w:t xml:space="preserve">AO JUÍZO DE DIREITO DO(A) {{ENDERECAMENTO_JUIZO}}</w:t>
-      </w:r>
-      <w:r/>
-      <w:r>
-        <w:rPr>
-          <w:rFonts w:ascii="Poppins" w:cs="Poppins" w:eastAsia="Poppins" w:hAnsi="Poppins"/>
-          <w:b w:val="1"/>
-          <w:bCs w:val="1"/>
-          <w:sz w:val="24"/>
-          <w:szCs w:val="24"/>
-          <w:rtl w:val="0"/>
-        </w:rPr>
-        <w:t xml:space="preserve"/>
+        <w:t xml:space="preserve">AO JUÍZO DE DIREITO DO(A) </w:t>
+      </w:r>
+      <w:r/>
+      <w:r>
+        <w:rPr>
+          <w:rFonts w:ascii="Poppins" w:cs="Poppins" w:eastAsia="Poppins" w:hAnsi="Poppins"/>
+          <w:b w:val="1"/>
+          <w:bCs w:val="1"/>
+          <w:sz w:val="24"/>
+          <w:szCs w:val="24"/>
+          <w:rtl w:val="0"/>
+        </w:rPr>
+        <w:t xml:space="preserve">{{ENDERECAMENTO_JUIZO}}</w:t>
       </w:r>
       <w:r/>
       <w:r>
@@ -84,19 +84,19 @@
           <w:szCs w:val="24"/>
           <w:rtl w:val="0"/>
         </w:rPr>
-        <w:t xml:space="preserve"/>
-      </w:r>
-      <w:r/>
-      <w:r>
-        <w:rPr>
-          <w:rFonts w:ascii="Poppins" w:cs="Poppins" w:eastAsia="Poppins" w:hAnsi="Poppins"/>
-          <w:b w:val="1"/>
-          <w:bCs w:val="1"/>
-          <w:sz w:val="24"/>
-          <w:szCs w:val="24"/>
-          <w:rtl w:val="0"/>
-        </w:rPr>
-        <w:t xml:space="preserve">Processo n°: {{NUMERO_PROCESSO}}</w:t>
+        <w:t xml:space="preserve">Processo n°: </w:t>
+      </w:r>
+      <w:r/>
+      <w:r>
+        <w:rPr>
+          <w:rFonts w:ascii="Poppins" w:cs="Poppins" w:eastAsia="Poppins" w:hAnsi="Poppins"/>
+          <w:b w:val="1"/>
+          <w:bCs w:val="1"/>
+          <w:sz w:val="24"/>
+          <w:szCs w:val="24"/>
+          <w:rtl w:val="0"/>
+        </w:rPr>
+        <w:t xml:space="preserve">{{NUMERO_PROCESSO}}</w:t>
       </w:r>
       <w:r/>
       <w:r>
@@ -144,17 +144,17 @@
           <w:szCs w:val="24"/>
           <w:rtl w:val="0"/>
         </w:rPr>
-        <w:t xml:space="preserve"/>
-      </w:r>
-      <w:r/>
-      <w:r>
-        <w:rPr>
-          <w:rFonts w:ascii="Poppins" w:cs="Poppins" w:eastAsia="Poppins" w:hAnsi="Poppins"/>
-          <w:sz w:val="24"/>
-          <w:szCs w:val="24"/>
-          <w:rtl w:val="0"/>
-        </w:rPr>
-        <w:t xml:space="preserve">{{NOME_CESSIONARIO}}, já qualificado(a) nos autos em epígrafe, vem respeitosamente, por intermédio de seu procurador in fine assinado, manifestar nos seguintes termos.</w:t>
+        <w:t xml:space="preserve">{{NOME_CESSIONARIO}}</w:t>
+      </w:r>
+      <w:r/>
+      <w:r>
+        <w:rPr>
+          <w:rFonts w:ascii="Poppins" w:cs="Poppins" w:eastAsia="Poppins" w:hAnsi="Poppins"/>
+          <w:sz w:val="24"/>
+          <w:szCs w:val="24"/>
+          <w:rtl w:val="0"/>
+        </w:rPr>
+        <w:t xml:space="preserve">, já qualificado(a) nos autos em epígrafe, vem respeitosamente, por intermédio de seu procurador </w:t>
       </w:r>
       <w:r>
         <w:rPr>
@@ -165,16 +165,16 @@
           <w:szCs w:val="24"/>
           <w:rtl w:val="0"/>
         </w:rPr>
-        <w:t xml:space="preserve"/>
-      </w:r>
-      <w:r>
-        <w:rPr>
-          <w:rFonts w:ascii="Poppins" w:cs="Poppins" w:eastAsia="Poppins" w:hAnsi="Poppins"/>
-          <w:sz w:val="24"/>
-          <w:szCs w:val="24"/>
-          <w:rtl w:val="0"/>
-        </w:rPr>
-        <w:t xml:space="preserve"/>
+        <w:t xml:space="preserve">in fine </w:t>
+      </w:r>
+      <w:r>
+        <w:rPr>
+          <w:rFonts w:ascii="Poppins" w:cs="Poppins" w:eastAsia="Poppins" w:hAnsi="Poppins"/>
+          <w:sz w:val="24"/>
+          <w:szCs w:val="24"/>
+          <w:rtl w:val="0"/>
+        </w:rPr>
+        <w:t xml:space="preserve">assinado, manifestar nos seguintes termos.</w:t>
       </w:r>
     </w:p>
     <w:p>
@@ -195,63 +195,63 @@
           <w:szCs w:val="24"/>
           <w:rtl w:val="0"/>
         </w:rPr>
-        <w:t xml:space="preserve"/>
-      </w:r>
-      <w:r/>
-      <w:r>
-        <w:rPr>
-          <w:rFonts w:ascii="Poppins" w:cs="Poppins" w:eastAsia="Poppins" w:hAnsi="Poppins"/>
-          <w:sz w:val="24"/>
-          <w:szCs w:val="24"/>
-          <w:rtl w:val="0"/>
-        </w:rPr>
-        <w:t xml:space="preserve"/>
-      </w:r>
-      <w:r/>
-      <w:r>
-        <w:rPr>
-          <w:rFonts w:ascii="Poppins" w:cs="Poppins" w:eastAsia="Poppins" w:hAnsi="Poppins"/>
-          <w:sz w:val="24"/>
-          <w:szCs w:val="24"/>
-          <w:rtl w:val="0"/>
-        </w:rPr>
-        <w:t xml:space="preserve"/>
-      </w:r>
-      <w:r>
-        <w:rPr>
-          <w:rFonts w:ascii="Poppins" w:cs="Poppins" w:eastAsia="Poppins" w:hAnsi="Poppins"/>
-          <w:sz w:val="24"/>
-          <w:szCs w:val="24"/>
-          <w:rtl w:val="0"/>
-        </w:rPr>
-        <w:t xml:space="preserve"/>
-      </w:r>
-      <w:r>
-        <w:rPr>
-          <w:rFonts w:ascii="Poppins" w:cs="Poppins" w:eastAsia="Poppins" w:hAnsi="Poppins"/>
-          <w:sz w:val="24"/>
-          <w:szCs w:val="24"/>
-          <w:rtl w:val="0"/>
-        </w:rPr>
-        <w:t xml:space="preserve">Conforme se verifica no evento de nº {{NUMERO_EVENTO}}, quando do retorno dos autos com o resultado da penhora, a ordem judicial determinando o sequestro do numerário constante da RPV nas contas bancárias do Estado de Goiás, foi devidamente cumprida, tendo sido efetivado o bloqueio do montante indicado no processo.</w:t>
-      </w:r>
-      <w:r>
-        <w:rPr>
-          <w:rFonts w:ascii="Poppins" w:cs="Poppins" w:eastAsia="Poppins" w:hAnsi="Poppins"/>
-          <w:sz w:val="24"/>
-          <w:szCs w:val="24"/>
-          <w:rtl w:val="0"/>
-        </w:rPr>
-        <w:t xml:space="preserve"/>
-      </w:r>
-      <w:r>
-        <w:rPr>
-          <w:rFonts w:ascii="Poppins" w:cs="Poppins" w:eastAsia="Poppins" w:hAnsi="Poppins"/>
-          <w:sz w:val="24"/>
-          <w:szCs w:val="24"/>
-          <w:rtl w:val="0"/>
-        </w:rPr>
-        <w:t xml:space="preserve"/>
+        <w:t xml:space="preserve">Conforme se verifica no evento de nº </w:t>
+      </w:r>
+      <w:r/>
+      <w:r>
+        <w:rPr>
+          <w:rFonts w:ascii="Poppins" w:cs="Poppins" w:eastAsia="Poppins" w:hAnsi="Poppins"/>
+          <w:sz w:val="24"/>
+          <w:szCs w:val="24"/>
+          <w:rtl w:val="0"/>
+        </w:rPr>
+        <w:t xml:space="preserve">{{NUMERO_EVENTO}}</w:t>
+      </w:r>
+      <w:r/>
+      <w:r>
+        <w:rPr>
+          <w:rFonts w:ascii="Poppins" w:cs="Poppins" w:eastAsia="Poppins" w:hAnsi="Poppins"/>
+          <w:sz w:val="24"/>
+          <w:szCs w:val="24"/>
+          <w:rtl w:val="0"/>
+        </w:rPr>
+        <w:t xml:space="preserve">, </w:t>
+      </w:r>
+      <w:r>
+        <w:rPr>
+          <w:rFonts w:ascii="Poppins" w:cs="Poppins" w:eastAsia="Poppins" w:hAnsi="Poppins"/>
+          <w:sz w:val="24"/>
+          <w:szCs w:val="24"/>
+          <w:rtl w:val="0"/>
+        </w:rPr>
+        <w:t xml:space="preserve">quando</w:t>
+      </w:r>
+      <w:r>
+        <w:rPr>
+          <w:rFonts w:ascii="Poppins" w:cs="Poppins" w:eastAsia="Poppins" w:hAnsi="Poppins"/>
+          <w:sz w:val="24"/>
+          <w:szCs w:val="24"/>
+          <w:rtl w:val="0"/>
+        </w:rPr>
+        <w:t xml:space="preserve"> do retorno dos autos com o resultado da penhora, a ordem judicial determinando o sequestro do numerário constante da RPV nas contas bancárias do Estado de Goiás, foi devidamente cumprida</w:t>
+      </w:r>
+      <w:r>
+        <w:rPr>
+          <w:rFonts w:ascii="Poppins" w:cs="Poppins" w:eastAsia="Poppins" w:hAnsi="Poppins"/>
+          <w:sz w:val="24"/>
+          <w:szCs w:val="24"/>
+          <w:rtl w:val="0"/>
+        </w:rPr>
+        <w:t xml:space="preserve">,</w:t>
+      </w:r>
+      <w:r>
+        <w:rPr>
+          <w:rFonts w:ascii="Poppins" w:cs="Poppins" w:eastAsia="Poppins" w:hAnsi="Poppins"/>
+          <w:sz w:val="24"/>
+          <w:szCs w:val="24"/>
+          <w:rtl w:val="0"/>
+        </w:rPr>
+        <w:t xml:space="preserve"> tendo sido efetivado o bloqueio do montante indicado no processo.</w:t>
       </w:r>
     </w:p>
     <w:p>
@@ -272,69 +272,69 @@
           <w:szCs w:val="24"/>
           <w:rtl w:val="0"/>
         </w:rPr>
-        <w:t xml:space="preserve"/>
-      </w:r>
-      <w:r>
-        <w:rPr>
-          <w:rFonts w:ascii="Poppins" w:cs="Poppins" w:eastAsia="Poppins" w:hAnsi="Poppins"/>
-          <w:b w:val="1"/>
-          <w:bCs w:val="1"/>
-          <w:sz w:val="24"/>
-          <w:szCs w:val="24"/>
-          <w:rtl w:val="0"/>
-        </w:rPr>
-        <w:t xml:space="preserve"/>
-      </w:r>
-      <w:r>
-        <w:rPr>
-          <w:rFonts w:ascii="Poppins" w:cs="Poppins" w:eastAsia="Poppins" w:hAnsi="Poppins"/>
-          <w:sz w:val="24"/>
-          <w:szCs w:val="24"/>
-          <w:rtl w:val="0"/>
-        </w:rPr>
-        <w:t xml:space="preserve"/>
-      </w:r>
-      <w:r/>
-      <w:r>
-        <w:rPr>
-          <w:rFonts w:ascii="Poppins" w:cs="Poppins" w:eastAsia="Poppins" w:hAnsi="Poppins"/>
-          <w:b w:val="1"/>
-          <w:bCs w:val="1"/>
-          <w:sz w:val="24"/>
-          <w:szCs w:val="24"/>
-          <w:rtl w:val="0"/>
-        </w:rPr>
-        <w:t xml:space="preserve">Ressalte-se que, no presente cumprimento de sentença, houve a cessão integral do(s)  crédito(s) judicial(is) {{CREDITOS_CEDIDOS}}, regularmente homologada(s) por este Juízo em {{DATA_HOMOLOGACAO}}, com a consequente substituição da titularidade do crédito.</w:t>
-      </w:r>
-      <w:r/>
-      <w:r>
-        <w:rPr>
-          <w:rFonts w:ascii="Poppins" w:cs="Poppins" w:eastAsia="Poppins" w:hAnsi="Poppins"/>
-          <w:sz w:val="24"/>
-          <w:szCs w:val="24"/>
-          <w:rtl w:val="0"/>
-        </w:rPr>
-        <w:t xml:space="preserve"/>
-      </w:r>
-      <w:r/>
-      <w:r>
-        <w:rPr>
-          <w:rFonts w:ascii="Poppins" w:cs="Poppins" w:eastAsia="Poppins" w:hAnsi="Poppins"/>
-          <w:sz w:val="24"/>
-          <w:szCs w:val="24"/>
-          <w:rtl w:val="0"/>
-        </w:rPr>
-        <w:t xml:space="preserve"/>
-      </w:r>
-      <w:r/>
-      <w:r>
-        <w:rPr>
-          <w:rFonts w:ascii="Poppins" w:cs="Poppins" w:eastAsia="Poppins" w:hAnsi="Poppins"/>
-          <w:sz w:val="24"/>
-          <w:szCs w:val="24"/>
-          <w:rtl w:val="0"/>
-        </w:rPr>
-        <w:t xml:space="preserve"/>
+        <w:t xml:space="preserve">Ressalte-se que, no presente cumprimento de sentença, houve a </w:t>
+      </w:r>
+      <w:r>
+        <w:rPr>
+          <w:rFonts w:ascii="Poppins" w:cs="Poppins" w:eastAsia="Poppins" w:hAnsi="Poppins"/>
+          <w:b w:val="1"/>
+          <w:bCs w:val="1"/>
+          <w:sz w:val="24"/>
+          <w:szCs w:val="24"/>
+          <w:rtl w:val="0"/>
+        </w:rPr>
+        <w:t xml:space="preserve">cessão integral</w:t>
+      </w:r>
+      <w:r>
+        <w:rPr>
+          <w:rFonts w:ascii="Poppins" w:cs="Poppins" w:eastAsia="Poppins" w:hAnsi="Poppins"/>
+          <w:sz w:val="24"/>
+          <w:szCs w:val="24"/>
+          <w:rtl w:val="0"/>
+        </w:rPr>
+        <w:t xml:space="preserve"> do(s)  crédito(s) judicial(is) </w:t>
+      </w:r>
+      <w:r/>
+      <w:r>
+        <w:rPr>
+          <w:rFonts w:ascii="Poppins" w:cs="Poppins" w:eastAsia="Poppins" w:hAnsi="Poppins"/>
+          <w:b w:val="1"/>
+          <w:bCs w:val="1"/>
+          <w:sz w:val="24"/>
+          <w:szCs w:val="24"/>
+          <w:rtl w:val="0"/>
+        </w:rPr>
+        <w:t xml:space="preserve">{{CREDITOS_CEDIDOS}}</w:t>
+      </w:r>
+      <w:r/>
+      <w:r>
+        <w:rPr>
+          <w:rFonts w:ascii="Poppins" w:cs="Poppins" w:eastAsia="Poppins" w:hAnsi="Poppins"/>
+          <w:sz w:val="24"/>
+          <w:szCs w:val="24"/>
+          <w:rtl w:val="0"/>
+        </w:rPr>
+        <w:t xml:space="preserve">, regularmente homologada(s) por este Juízo em </w:t>
+      </w:r>
+      <w:r/>
+      <w:r>
+        <w:rPr>
+          <w:rFonts w:ascii="Poppins" w:cs="Poppins" w:eastAsia="Poppins" w:hAnsi="Poppins"/>
+          <w:sz w:val="24"/>
+          <w:szCs w:val="24"/>
+          <w:rtl w:val="0"/>
+        </w:rPr>
+        <w:t xml:space="preserve">{{DATA_HOMOLOGACAO}}</w:t>
+      </w:r>
+      <w:r/>
+      <w:r>
+        <w:rPr>
+          <w:rFonts w:ascii="Poppins" w:cs="Poppins" w:eastAsia="Poppins" w:hAnsi="Poppins"/>
+          <w:sz w:val="24"/>
+          <w:szCs w:val="24"/>
+          <w:rtl w:val="0"/>
+        </w:rPr>
+        <w:t xml:space="preserve">, com a consequente substituição da titularidade do crédito.</w:t>
       </w:r>
       <w:r>
         <w:rPr>

--- a/supabase/seeds/peticoes-templates/levantamento.docx
+++ b/supabase/seeds/peticoes-templates/levantamento.docx
@@ -36,7 +36,7 @@
           <w:szCs w:val="24"/>
           <w:rtl w:val="0"/>
         </w:rPr>
-        <w:t xml:space="preserve">{{ENDERECAMENTO_JUIZO}}</w:t>
+        <w:t xml:space="preserve">{{ENDERECAMENTO_JUIZO}} </w:t>
       </w:r>
       <w:r/>
       <w:r>
@@ -144,7 +144,7 @@
           <w:szCs w:val="24"/>
           <w:rtl w:val="0"/>
         </w:rPr>
-        <w:t xml:space="preserve">{{NOME_CESSIONARIO}}</w:t>
+        <w:t xml:space="preserve">{{NOME_CESSIONARIO}} </w:t>
       </w:r>
       <w:r/>
       <w:r>
@@ -205,7 +205,7 @@
           <w:szCs w:val="24"/>
           <w:rtl w:val="0"/>
         </w:rPr>
-        <w:t xml:space="preserve">{{NUMERO_EVENTO}}</w:t>
+        <w:t xml:space="preserve">{{NUMERO_EVENTO}} </w:t>
       </w:r>
       <w:r/>
       <w:r>
@@ -324,7 +324,7 @@
           <w:szCs w:val="24"/>
           <w:rtl w:val="0"/>
         </w:rPr>
-        <w:t xml:space="preserve">{{DATA_HOMOLOGACAO}}</w:t>
+        <w:t xml:space="preserve">{{DATA_HOMOLOGACAO}} </w:t>
       </w:r>
       <w:r/>
       <w:r>
@@ -392,7 +392,7 @@
           <w:szCs w:val="24"/>
           <w:rtl w:val="0"/>
         </w:rPr>
-        <w:t xml:space="preserve">{{DADOS_BANCARIOS}}</w:t>
+        <w:t xml:space="preserve">{{DADOS_BANCARIOS}} </w:t>
       </w:r>
       <w:r/>
       <w:r>
